--- a/Templates/Залог/Реализация/Реализация ВКЛ Залог.docx
+++ b/Templates/Залог/Реализация/Реализация ВКЛ Залог.docx
@@ -396,7 +396,7 @@
       </w:pPr>
       <w:r>
         <w:rPr>
-          <w:rFonts w:ascii="Times New Roman" w:hAnsi="Times New Roman"/>
+          <w:rFonts w:ascii="Times New Roman" w:hAnsi="Times New Roman" w:cs="Times New Roman"/>
         </w:rPr>
         <w:t>при ведении протокола судебного заседания секретарем судебного заседания [29] ,</w:t>
       </w:r>
@@ -412,6 +412,9 @@
         </w:rPr>
       </w:pPr>
       <w:r>
+        <w:rPr>
+          <w:rFonts w:ascii="Times New Roman" w:hAnsi="Times New Roman" w:cs="Times New Roman"/>
+        </w:rPr>
         <w:t>ознакомившись с заявлением «[989]» (ОГРН [990], ИНН [991])</w:t>
       </w:r>
     </w:p>
@@ -444,38 +447,19 @@
         <w:rPr>
           <w:rFonts w:ascii="Times New Roman" w:eastAsia="Times New Roman" w:hAnsi="Times New Roman" w:cs="Times New Roman"/>
         </w:rPr>
-        <w:t xml:space="preserve">в рамках дела о несостоятельности (банкротстве) </w:t>
+        <w:t>в рамках дела о несостоятельности (банкротстве) [2</w:t>
       </w:r>
       <w:r>
         <w:rPr>
-          <w:rFonts w:ascii="Times New Roman" w:eastAsia="Times New Roman" w:hAnsi="Times New Roman"/>
-        </w:rPr>
-        <w:t>[2</w:t>
-      </w:r>
-      <w:r>
-        <w:rPr>
-          <w:rFonts w:ascii="Times New Roman" w:eastAsia="Times New Roman" w:hAnsi="Times New Roman"/>
+          <w:rFonts w:ascii="Times New Roman" w:eastAsia="Times New Roman" w:hAnsi="Times New Roman" w:cs="Times New Roman"/>
         </w:rPr>
         <w:t>.1</w:t>
       </w:r>
       <w:r>
         <w:rPr>
-          <w:rFonts w:ascii="Times New Roman" w:eastAsia="Times New Roman" w:hAnsi="Times New Roman"/>
-        </w:rPr>
-        <w:t>]</w:t>
-      </w:r>
-      <w:r>
-        <w:rPr>
-          <w:rFonts w:ascii="Times New Roman" w:eastAsia="Times New Roman" w:hAnsi="Times New Roman"/>
-          <w:b/>
-        </w:rPr>
-        <w:t xml:space="preserve"> </w:t>
-      </w:r>
-      <w:r>
-        <w:rPr>
           <w:rFonts w:ascii="Times New Roman" w:eastAsia="Times New Roman" w:hAnsi="Times New Roman" w:cs="Times New Roman"/>
         </w:rPr>
-        <w:t xml:space="preserve">(дата рождения:  [3],  ИНН  [4], СНИЛС [5], место регистрации: </w:t>
+        <w:t xml:space="preserve">] (дата рождения:  [3],  ИНН  [4], СНИЛС [5], место регистрации: </w:t>
       </w:r>
       <w:r>
         <w:rPr>
@@ -503,14 +487,16 @@
         <w:rPr>
           <w:rFonts w:ascii="Times New Roman" w:eastAsia="Times New Roman" w:hAnsi="Times New Roman" w:cs="Times New Roman"/>
         </w:rPr>
-        <w:t xml:space="preserve">установил: Решением Арбитражного суда Ростовской области от [7] </w:t>
+        <w:t>установил: Решением Арбитражного</w:t>
       </w:r>
       <w:r>
         <w:rPr>
           <w:rFonts w:ascii="Times New Roman" w:eastAsia="Times New Roman" w:hAnsi="Times New Roman" w:cs="Times New Roman"/>
         </w:rPr>
-        <w:t xml:space="preserve"> </w:t>
+        <w:t xml:space="preserve"> суда Ростовской области от [7] </w:t>
       </w:r>
+      <w:bookmarkStart w:id="0" w:name="_GoBack"/>
+      <w:bookmarkEnd w:id="0"/>
       <w:r>
         <w:rPr>
           <w:rFonts w:ascii="Times New Roman" w:eastAsia="Times New Roman" w:hAnsi="Times New Roman" w:cs="Times New Roman"/>
@@ -519,21 +505,15 @@
       </w:r>
       <w:r>
         <w:rPr>
-          <w:rFonts w:ascii="Times New Roman" w:eastAsia="Times New Roman" w:hAnsi="Times New Roman"/>
+          <w:rFonts w:ascii="Times New Roman" w:eastAsia="Times New Roman" w:hAnsi="Times New Roman" w:cs="Times New Roman"/>
         </w:rPr>
         <w:t>2</w:t>
       </w:r>
       <w:r>
         <w:rPr>
-          <w:rFonts w:ascii="Times New Roman" w:eastAsia="Times New Roman" w:hAnsi="Times New Roman"/>
-        </w:rPr>
-        <w:t>]</w:t>
-      </w:r>
-      <w:r>
-        <w:rPr>
           <w:rFonts w:ascii="Times New Roman" w:eastAsia="Times New Roman" w:hAnsi="Times New Roman" w:cs="Times New Roman"/>
         </w:rPr>
-        <w:t xml:space="preserve"> </w:t>
+        <w:t xml:space="preserve">] </w:t>
       </w:r>
       <w:proofErr w:type="gramStart"/>
       <w:r>
@@ -575,35 +555,29 @@
         <w:rPr>
           <w:rFonts w:ascii="Times New Roman" w:eastAsia="Times New Roman" w:hAnsi="Times New Roman" w:cs="Times New Roman"/>
         </w:rPr>
-        <w:t xml:space="preserve">Сведения о признании должника банкротом и введении процедуры реструктуризации долгов опубликованы на сайте ЕФРСБ сообщение </w:t>
+        <w:t xml:space="preserve">Сведения о признании должника банкротом и введении процедуры реструктуризации долгов опубликованы на сайте ЕФРСБ сообщение  </w:t>
       </w:r>
       <w:r>
         <w:rPr>
-          <w:rFonts w:ascii="Times New Roman" w:eastAsia="Times New Roman" w:hAnsi="Times New Roman"/>
-        </w:rPr>
-        <w:t xml:space="preserve"> </w:t>
-      </w:r>
-      <w:r>
-        <w:rPr>
-          <w:rFonts w:ascii="Times New Roman" w:eastAsia="Times New Roman" w:hAnsi="Times New Roman"/>
+          <w:rFonts w:ascii="Times New Roman" w:eastAsia="Times New Roman" w:hAnsi="Times New Roman" w:cs="Times New Roman"/>
         </w:rPr>
         <w:t>[11]</w:t>
       </w:r>
       <w:r>
         <w:rPr>
-          <w:rFonts w:ascii="Times New Roman" w:eastAsia="Times New Roman" w:hAnsi="Times New Roman"/>
+          <w:rFonts w:ascii="Times New Roman" w:eastAsia="Times New Roman" w:hAnsi="Times New Roman" w:cs="Times New Roman"/>
         </w:rPr>
         <w:t xml:space="preserve">(сообщение № </w:t>
       </w:r>
       <w:r>
         <w:rPr>
-          <w:rFonts w:ascii="Times New Roman" w:eastAsia="Times New Roman" w:hAnsi="Times New Roman"/>
+          <w:rFonts w:ascii="Times New Roman" w:eastAsia="Times New Roman" w:hAnsi="Times New Roman" w:cs="Times New Roman"/>
         </w:rPr>
         <w:t>[9])</w:t>
       </w:r>
       <w:r>
         <w:rPr>
-          <w:rFonts w:ascii="Times New Roman" w:eastAsia="Times New Roman" w:hAnsi="Times New Roman"/>
+          <w:rFonts w:ascii="Times New Roman" w:eastAsia="Times New Roman" w:hAnsi="Times New Roman" w:cs="Times New Roman"/>
         </w:rPr>
         <w:t>.</w:t>
       </w:r>
@@ -618,6 +592,9 @@
         </w:rPr>
       </w:pPr>
       <w:r>
+        <w:rPr>
+          <w:rFonts w:ascii="Times New Roman" w:hAnsi="Times New Roman" w:cs="Times New Roman"/>
+        </w:rPr>
         <w:t>Заявление «[989]» о включении в реестр требований кредиторов [2.1] направлено в Арбитражный суд Ростовской области посредством системы Мой арбитр [777], поступило в суд [23], (согласно штампу канцелярии суда).</w:t>
       </w:r>
     </w:p>
@@ -647,7 +624,24 @@
         </w:rPr>
       </w:pPr>
       <w:r>
-        <w:t>В обоснование заявленных требований кредитор указал, что [989] и [2.1] (далее – должник) заключили кредитный договор от [100] № [110], кредитный договор от [101] № [111], кредитный договор от [102] № [112], кредитный договор от [103] № [113], кредитный договор от [104] № [114], договор поручительства от [105] № [115] [992].</w:t>
+        <w:rPr>
+          <w:rFonts w:ascii="Times New Roman" w:hAnsi="Times New Roman" w:cs="Times New Roman"/>
+        </w:rPr>
+        <w:t xml:space="preserve">В обоснование заявленных требований кредитор указал, что [989] и [2.1] (далее – должник) заключили кредитный договор от [100] № [110], кредитный договор от [101] № [111], кредитный договор от [102] № [112], кредитный договор от [103] № [113], кредитный договор от [104] № [114], договор поручительства </w:t>
+      </w:r>
+      <w:proofErr w:type="gramStart"/>
+      <w:r>
+        <w:rPr>
+          <w:rFonts w:ascii="Times New Roman" w:hAnsi="Times New Roman" w:cs="Times New Roman"/>
+        </w:rPr>
+        <w:t>от</w:t>
+      </w:r>
+      <w:proofErr w:type="gramEnd"/>
+      <w:r>
+        <w:rPr>
+          <w:rFonts w:ascii="Times New Roman" w:hAnsi="Times New Roman" w:cs="Times New Roman"/>
+        </w:rPr>
+        <w:t xml:space="preserve"> [105] № [115] [992].</w:t>
       </w:r>
     </w:p>
     <w:p>
@@ -663,68 +657,36 @@
         <w:rPr>
           <w:rFonts w:ascii="Times New Roman" w:eastAsia="Times New Roman" w:hAnsi="Times New Roman" w:cs="Times New Roman"/>
         </w:rPr>
-        <w:t xml:space="preserve">В обеспечение обязательств по кредитному договору с </w:t>
+        <w:t>В обеспечение обязательств по кредитному договору с [2</w:t>
       </w:r>
       <w:r>
         <w:rPr>
-          <w:rFonts w:ascii="Times New Roman" w:eastAsia="Times New Roman" w:hAnsi="Times New Roman"/>
-        </w:rPr>
-        <w:t>[2</w:t>
-      </w:r>
-      <w:r>
-        <w:rPr>
-          <w:rFonts w:ascii="Times New Roman" w:eastAsia="Times New Roman" w:hAnsi="Times New Roman"/>
+          <w:rFonts w:ascii="Times New Roman" w:eastAsia="Times New Roman" w:hAnsi="Times New Roman" w:cs="Times New Roman"/>
         </w:rPr>
         <w:t>.2</w:t>
       </w:r>
       <w:r>
         <w:rPr>
-          <w:rFonts w:ascii="Times New Roman" w:eastAsia="Times New Roman" w:hAnsi="Times New Roman"/>
+          <w:rFonts w:ascii="Times New Roman" w:eastAsia="Times New Roman" w:hAnsi="Times New Roman" w:cs="Times New Roman"/>
         </w:rPr>
-        <w:t>]</w:t>
+        <w:t xml:space="preserve">]заключен договор залога №  [0005] от </w:t>
       </w:r>
       <w:r>
         <w:rPr>
           <w:rFonts w:ascii="Times New Roman" w:eastAsia="Times New Roman" w:hAnsi="Times New Roman" w:cs="Times New Roman"/>
         </w:rPr>
-        <w:t xml:space="preserve">заключен договор залога № </w:t>
-      </w:r>
-      <w:r>
-        <w:rPr>
-          <w:rFonts w:ascii="Times New Roman" w:eastAsia="Times New Roman" w:hAnsi="Times New Roman"/>
-          <w:b/>
-        </w:rPr>
-        <w:t xml:space="preserve"> [0005] </w:t>
+        <w:t xml:space="preserve"> </w:t>
       </w:r>
       <w:r>
         <w:rPr>
           <w:rFonts w:ascii="Times New Roman" w:eastAsia="Times New Roman" w:hAnsi="Times New Roman" w:cs="Times New Roman"/>
         </w:rPr>
-        <w:t xml:space="preserve">от </w:t>
-      </w:r>
-      <w:r>
-        <w:rPr>
-          <w:rFonts w:ascii="Times New Roman" w:eastAsia="Times New Roman" w:hAnsi="Times New Roman"/>
-          <w:b/>
-        </w:rPr>
-        <w:t xml:space="preserve"> </w:t>
-      </w:r>
-      <w:r>
-        <w:rPr>
-          <w:rFonts w:ascii="Times New Roman" w:eastAsia="Times New Roman" w:hAnsi="Times New Roman"/>
-          <w:b/>
-        </w:rPr>
-        <w:t xml:space="preserve">[0006] </w:t>
-      </w:r>
-      <w:r>
-        <w:rPr>
-          <w:rFonts w:ascii="Times New Roman" w:eastAsia="Times New Roman" w:hAnsi="Times New Roman" w:cs="Times New Roman"/>
-        </w:rPr>
-        <w:t xml:space="preserve"> согласно которому должник передает в залог [</w:t>
+        <w:t>[0006]  согласно которому должник передает в залог [</w:t>
       </w:r>
       <w:r>
         <w:rPr>
           <w:rStyle w:val="afb"/>
+          <w:rFonts w:ascii="Times New Roman" w:hAnsi="Times New Roman" w:cs="Times New Roman"/>
         </w:rPr>
         <w:t>1221]</w:t>
       </w:r>
@@ -732,20 +694,7 @@
         <w:rPr>
           <w:rFonts w:ascii="Times New Roman" w:eastAsia="Times New Roman" w:hAnsi="Times New Roman" w:cs="Times New Roman"/>
         </w:rPr>
-        <w:t xml:space="preserve">  Залоговая стоимость предмета залога - </w:t>
-      </w:r>
-      <w:r>
-        <w:rPr>
-          <w:rFonts w:ascii="Times New Roman" w:eastAsia="Times New Roman" w:hAnsi="Times New Roman"/>
-          <w:b/>
-        </w:rPr>
-        <w:t xml:space="preserve">[0007] </w:t>
-      </w:r>
-      <w:r>
-        <w:rPr>
-          <w:rFonts w:ascii="Times New Roman" w:eastAsia="Times New Roman" w:hAnsi="Times New Roman" w:cs="Times New Roman"/>
-        </w:rPr>
-        <w:t xml:space="preserve"> рублей.</w:t>
+        <w:t xml:space="preserve">  Залоговая стоимость предмета залога - [0007]  рублей.</w:t>
       </w:r>
     </w:p>
     <w:p>
@@ -770,8 +719,6 @@
         </w:rPr>
         <w:t xml:space="preserve"> – просроченный основной долг, </w:t>
       </w:r>
-      <w:bookmarkStart w:id="0" w:name="_GoBack"/>
-      <w:bookmarkEnd w:id="0"/>
       <w:r>
         <w:rPr>
           <w:rFonts w:ascii="Times New Roman" w:eastAsia="Times New Roman" w:hAnsi="Times New Roman" w:cs="Times New Roman"/>
@@ -792,8 +739,7 @@
       </w:r>
       <w:r>
         <w:rPr>
-          <w:rFonts w:ascii="Times New Roman" w:eastAsia="Times New Roman" w:hAnsi="Times New Roman"/>
-          <w:b/>
+          <w:rFonts w:ascii="Times New Roman" w:eastAsia="Times New Roman" w:hAnsi="Times New Roman" w:cs="Times New Roman"/>
         </w:rPr>
         <w:t>[0007]</w:t>
       </w:r>
@@ -810,6 +756,9 @@
         <w:ind w:firstLine="720"/>
         <w:contextualSpacing/>
         <w:jc w:val="both"/>
+        <w:rPr>
+          <w:rFonts w:ascii="Times New Roman" w:hAnsi="Times New Roman" w:cs="Times New Roman"/>
+        </w:rPr>
       </w:pPr>
       <w:r>
         <w:rPr>
@@ -1229,33 +1178,7 @@
         <w:rPr>
           <w:rFonts w:ascii="Times New Roman" w:eastAsia="Times New Roman" w:hAnsi="Times New Roman" w:cs="Times New Roman"/>
         </w:rPr>
-        <w:t xml:space="preserve">Из материалов дела следует, что право залогодержателя на удовлетворение его требований за счет залогового имущества возникло на основании кредитного договоров, договора залога № </w:t>
-      </w:r>
-      <w:r>
-        <w:rPr>
-          <w:rFonts w:ascii="Times New Roman" w:eastAsia="Times New Roman" w:hAnsi="Times New Roman"/>
-          <w:b/>
-        </w:rPr>
-        <w:t>[0005]</w:t>
-      </w:r>
-      <w:r>
-        <w:rPr>
-          <w:rFonts w:ascii="Times New Roman" w:eastAsia="Times New Roman" w:hAnsi="Times New Roman" w:cs="Times New Roman"/>
-        </w:rPr>
-        <w:t xml:space="preserve"> от </w:t>
-      </w:r>
-      <w:r>
-        <w:rPr>
-          <w:rFonts w:ascii="Times New Roman" w:eastAsia="Times New Roman" w:hAnsi="Times New Roman"/>
-          <w:b/>
-        </w:rPr>
-        <w:t xml:space="preserve"> [0006]</w:t>
-      </w:r>
-      <w:r>
-        <w:rPr>
-          <w:rFonts w:ascii="Times New Roman" w:eastAsia="Times New Roman" w:hAnsi="Times New Roman" w:cs="Times New Roman"/>
-        </w:rPr>
-        <w:t xml:space="preserve">. </w:t>
+        <w:t xml:space="preserve">Из материалов дела следует, что право залогодержателя на удовлетворение его требований за счет залогового имущества возникло на основании кредитного договоров, договора залога № [0005] от  [0006]. </w:t>
       </w:r>
     </w:p>
     <w:p>
@@ -1391,7 +1314,24 @@
         </w:rPr>
       </w:pPr>
       <w:r>
-        <w:t>Включить требование «[989]» (ИНН [991], ОГРН [990], адрес регистрации: [988])  [12] руб.из которых: [13] руб. – просроченный основной долг, [14] руб. - просроченные проценты, [15] руб. - неустойка, из них: как обеспеченные залогом – [0007] руб.</w:t>
+        <w:rPr>
+          <w:rFonts w:ascii="Times New Roman" w:hAnsi="Times New Roman" w:cs="Times New Roman"/>
+        </w:rPr>
+        <w:t>Включить требование «[989]» (ИНН [991], ОГРН [990], адрес регистрации: [988])  [12] руб</w:t>
+      </w:r>
+      <w:proofErr w:type="gramStart"/>
+      <w:r>
+        <w:rPr>
+          <w:rFonts w:ascii="Times New Roman" w:hAnsi="Times New Roman" w:cs="Times New Roman"/>
+        </w:rPr>
+        <w:t>.и</w:t>
+      </w:r>
+      <w:proofErr w:type="gramEnd"/>
+      <w:r>
+        <w:rPr>
+          <w:rFonts w:ascii="Times New Roman" w:hAnsi="Times New Roman" w:cs="Times New Roman"/>
+        </w:rPr>
+        <w:t>з которых: [13] руб. – просроченный основной долг, [14] руб. - просроченные проценты, [15] руб. - неустойка, из них: как обеспеченные залогом – [0007] руб.</w:t>
       </w:r>
     </w:p>
     <w:p>
@@ -1434,9 +1374,27 @@
         <w:ind w:firstLine="720"/>
         <w:contextualSpacing/>
         <w:jc w:val="both"/>
+        <w:rPr>
+          <w:rFonts w:ascii="Times New Roman" w:hAnsi="Times New Roman" w:cs="Times New Roman"/>
+        </w:rPr>
       </w:pPr>
       <w:r>
-        <w:t>Судебные расходы по уплате государственной пошлины в размере [16] рубля, подлежащие взысканию с  [2] (дата рождения:  [3],  ИНН  [4], СНИЛС [5], место регистрации: [6]) в пользу «[989] учесть в реестре требований кредиторов применительно к пункту 3 статьи 137 Федерального закона от 26.10.2002 № 127-ФЗ «О несостоятельности (банкротстве)».</w:t>
+        <w:rPr>
+          <w:rFonts w:ascii="Times New Roman" w:hAnsi="Times New Roman" w:cs="Times New Roman"/>
+        </w:rPr>
+        <w:t>Судебные расходы по уплате государственной пошлины в размере [16] рубля, подлежащие взысканию с  [2] (дата рождения:  [3],  ИНН  [4], СНИЛС [5], место регистрации: [6]) в пользу «[989]</w:t>
+      </w:r>
+      <w:r>
+        <w:rPr>
+          <w:rFonts w:ascii="Times New Roman" w:hAnsi="Times New Roman" w:cs="Times New Roman"/>
+        </w:rPr>
+        <w:t>»</w:t>
+      </w:r>
+      <w:r>
+        <w:rPr>
+          <w:rFonts w:ascii="Times New Roman" w:hAnsi="Times New Roman" w:cs="Times New Roman"/>
+        </w:rPr>
+        <w:t xml:space="preserve"> учесть в реестре требований кредиторов применительно к пункту 3 статьи 137 Федерального закона от 26.10.2002 № 127-ФЗ «О несостоятельности (банкротстве)».</w:t>
       </w:r>
     </w:p>
     <w:p>
@@ -1611,7 +1569,13 @@
         </w:rPr>
       </w:pPr>
     </w:p>
-    <w:p/>
+    <w:p>
+      <w:pPr>
+        <w:rPr>
+          <w:rFonts w:ascii="Times New Roman" w:hAnsi="Times New Roman" w:cs="Times New Roman"/>
+        </w:rPr>
+      </w:pPr>
+    </w:p>
     <w:sectPr>
       <w:pgSz w:w="11906" w:h="16838"/>
       <w:pgMar w:top="1134" w:right="850" w:bottom="1134" w:left="1701" w:header="709" w:footer="709" w:gutter="0"/>

--- a/Templates/Залог/Реализация/Реализация ВКЛ Залог.docx
+++ b/Templates/Залог/Реализация/Реализация ВКЛ Залог.docx
@@ -747,7 +747,7 @@
         <w:rPr>
           <w:rFonts w:ascii="Times New Roman" w:hAnsi="Times New Roman" w:cs="Times New Roman"/>
         </w:rPr>
-        <w:t>руб.</w:t>
+        <w:t xml:space="preserve"> руб.</w:t>
       </w:r>
       <w:proofErr w:type="gramEnd"/>
     </w:p>

--- a/Templates/Залог/Реализация/Реализация ВКЛ Залог.docx
+++ b/Templates/Залог/Реализация/Реализация ВКЛ Залог.docx
@@ -1317,14 +1317,14 @@
         <w:rPr>
           <w:rFonts w:ascii="Times New Roman" w:hAnsi="Times New Roman" w:cs="Times New Roman"/>
         </w:rPr>
-        <w:t>Включить требование «[989]» (ИНН [991], ОГРН [990], адрес регистрации: [988])  [12] руб</w:t>
+        <w:t>Включить требование «[989]» (ИНН [991], ОГРН [990], адрес регистрации: [988])  в размере [12] руб</w:t>
       </w:r>
       <w:proofErr w:type="gramStart"/>
       <w:r>
         <w:rPr>
           <w:rFonts w:ascii="Times New Roman" w:hAnsi="Times New Roman" w:cs="Times New Roman"/>
         </w:rPr>
-        <w:t>.и</w:t>
+        <w:t>., и</w:t>
       </w:r>
       <w:proofErr w:type="gramEnd"/>
       <w:r>
